--- a/eval/AI_Agent_Evals_Team_Guide_CSA_Workbench_v3.docx
+++ b/eval/AI_Agent_Evals_Team_Guide_CSA_Workbench_v3.docx
@@ -1,6 +1,6 @@
 
 <file path=word/document.xml><?xml version="1.0" encoding="utf-8"?>
-<w:document xmlns:w="http://schemas.openxmlformats.org/wordprocessingml/2006/main" xmlns:r="http://schemas.openxmlformats.org/officeDocument/2006/relationships">
+<w:document xmlns:ns1="http://schemas.openxmlformats.org/drawingml/2006/wordprocessingDrawing" xmlns:ns2="http://schemas.openxmlformats.org/drawingml/2006/main" xmlns:ns3="http://schemas.openxmlformats.org/drawingml/2006/picture" xmlns:r="http://schemas.openxmlformats.org/officeDocument/2006/relationships" xmlns:w="http://schemas.openxmlformats.org/wordprocessingml/2006/main">
   <w:body>
     <w:p>
       <w:pPr>
@@ -82,46 +82,34 @@
     </w:p>
     <w:p>
       <w:pPr>
-        <w:numPr>
-          <w:ilvl w:val="0"/>
-          <w:numId w:val="2"/>
-        </w:numPr>
-      </w:pPr>
-      <w:r>
-        <w:t>Use sections 1 through 9 as the shared vocabulary for agent evaluation.</w:t>
-      </w:r>
-    </w:p>
-    <w:p>
-      <w:pPr>
-        <w:numPr>
-          <w:ilvl w:val="0"/>
-          <w:numId w:val="2"/>
-        </w:numPr>
-      </w:pPr>
-      <w:r>
-        <w:t>Use sections 10 through 14 to understand the current CSA Workbench implementation and how to run it.</w:t>
-      </w:r>
-    </w:p>
-    <w:p>
-      <w:pPr>
-        <w:numPr>
-          <w:ilvl w:val="0"/>
-          <w:numId w:val="2"/>
-        </w:numPr>
-      </w:pPr>
-      <w:r>
-        <w:t>Use sections 15 through 20 as the improvement roadmap and publishing checklist.</w:t>
-      </w:r>
-    </w:p>
-    <w:p>
-      <w:pPr>
-        <w:numPr>
-          <w:ilvl w:val="0"/>
-          <w:numId w:val="2"/>
-        </w:numPr>
-      </w:pPr>
-      <w:r>
-        <w:t>Keep the original guide as a general-purpose primer; use this version when discussing CSA Workbench implementation and next steps.</w:t>
+        <w:ind w:left="720" w:hanging="360"/>
+      </w:pPr>
+      <w:r>
+        <w:t>- Use sections 1 through 9 as the shared vocabulary for agent evaluation.</w:t>
+      </w:r>
+    </w:p>
+    <w:p>
+      <w:pPr>
+        <w:ind w:left="720" w:hanging="360"/>
+      </w:pPr>
+      <w:r>
+        <w:t>- Use sections 10 through 14 to understand the current CSA Workbench implementation and how to run it.</w:t>
+      </w:r>
+    </w:p>
+    <w:p>
+      <w:pPr>
+        <w:ind w:left="720" w:hanging="360"/>
+      </w:pPr>
+      <w:r>
+        <w:t>- Use sections 15 through 20 as the improvement roadmap and publishing checklist.</w:t>
+      </w:r>
+    </w:p>
+    <w:p>
+      <w:pPr>
+        <w:ind w:left="720" w:hanging="360"/>
+      </w:pPr>
+      <w:r>
+        <w:t>- Keep the original guide as a general-purpose primer; use this version when discussing CSA Workbench implementation and next steps.</w:t>
       </w:r>
     </w:p>
     <w:p>
@@ -410,46 +398,34 @@
     </w:p>
     <w:p>
       <w:pPr>
-        <w:numPr>
-          <w:ilvl w:val="0"/>
-          <w:numId w:val="2"/>
-        </w:numPr>
-      </w:pPr>
-      <w:r>
-        <w:t>Define success before the run: expected outcome, forbidden actions, required constraints, and grading rules.</w:t>
-      </w:r>
-    </w:p>
-    <w:p>
-      <w:pPr>
-        <w:numPr>
-          <w:ilvl w:val="0"/>
-          <w:numId w:val="2"/>
-        </w:numPr>
-      </w:pPr>
-      <w:r>
-        <w:t>Run and record the agent in a controlled environment: messages, tool calls, arguments, outputs, final answer, timing, errors, and resulting state.</w:t>
-      </w:r>
-    </w:p>
-    <w:p>
-      <w:pPr>
-        <w:numPr>
-          <w:ilvl w:val="0"/>
-          <w:numId w:val="2"/>
-        </w:numPr>
-      </w:pPr>
-      <w:r>
-        <w:t>Grade the recording: deterministic code checks for objective facts; LLM or human judges for language quality, route quality, and groundedness.</w:t>
-      </w:r>
-    </w:p>
-    <w:p>
-      <w:pPr>
-        <w:numPr>
-          <w:ilvl w:val="0"/>
-          <w:numId w:val="2"/>
-        </w:numPr>
-      </w:pPr>
-      <w:r>
-        <w:t>Score and compare: store scorecards so model, prompt, tools, retrieval, skills, and code changes can be compared over time.</w:t>
+        <w:ind w:left="720" w:hanging="360"/>
+      </w:pPr>
+      <w:r>
+        <w:t>- Define success before the run: expected outcome, forbidden actions, required constraints, and grading rules.</w:t>
+      </w:r>
+    </w:p>
+    <w:p>
+      <w:pPr>
+        <w:ind w:left="720" w:hanging="360"/>
+      </w:pPr>
+      <w:r>
+        <w:t>- Run and record the agent in a controlled environment: messages, tool calls, arguments, outputs, final answer, timing, errors, and resulting state.</w:t>
+      </w:r>
+    </w:p>
+    <w:p>
+      <w:pPr>
+        <w:ind w:left="720" w:hanging="360"/>
+      </w:pPr>
+      <w:r>
+        <w:t>- Grade the recording: deterministic code checks for objective facts; LLM or human judges for language quality, route quality, and groundedness.</w:t>
+      </w:r>
+    </w:p>
+    <w:p>
+      <w:pPr>
+        <w:ind w:left="720" w:hanging="360"/>
+      </w:pPr>
+      <w:r>
+        <w:t>- Score and compare: store scorecards so model, prompt, tools, retrieval, skills, and code changes can be compared over time.</w:t>
       </w:r>
     </w:p>
     <w:p>
@@ -1525,79 +1501,58 @@
     </w:p>
     <w:p>
       <w:pPr>
-        <w:numPr>
-          <w:ilvl w:val="0"/>
-          <w:numId w:val="1"/>
-        </w:numPr>
-      </w:pPr>
-      <w:r>
-        <w:t>Phrase the request the way a real user would ask it.</w:t>
-      </w:r>
-    </w:p>
-    <w:p>
-      <w:pPr>
-        <w:numPr>
-          <w:ilvl w:val="0"/>
-          <w:numId w:val="1"/>
-        </w:numPr>
-      </w:pPr>
-      <w:r>
-        <w:t>Define the expected end state, not only the expected wording.</w:t>
-      </w:r>
-    </w:p>
-    <w:p>
-      <w:pPr>
-        <w:numPr>
-          <w:ilvl w:val="0"/>
-          <w:numId w:val="1"/>
-        </w:numPr>
-      </w:pPr>
-      <w:r>
-        <w:t>List forbidden actions, such as sending without approval or guessing an identity.</w:t>
-      </w:r>
-    </w:p>
-    <w:p>
-      <w:pPr>
-        <w:numPr>
-          <w:ilvl w:val="0"/>
-          <w:numId w:val="1"/>
-        </w:numPr>
-      </w:pPr>
-      <w:r>
-        <w:t>Include positive and negative cases: act, refuse, clarify, and handle missing data.</w:t>
-      </w:r>
-    </w:p>
-    <w:p>
-      <w:pPr>
-        <w:numPr>
-          <w:ilvl w:val="0"/>
-          <w:numId w:val="1"/>
-        </w:numPr>
-      </w:pPr>
-      <w:r>
-        <w:t>Provide a reference solution or passing transcript so the task itself can be validated.</w:t>
-      </w:r>
-    </w:p>
-    <w:p>
-      <w:pPr>
-        <w:numPr>
-          <w:ilvl w:val="0"/>
-          <w:numId w:val="1"/>
-        </w:numPr>
-      </w:pPr>
-      <w:r>
-        <w:t>Run repeated trials for important tasks to expose flakiness.</w:t>
-      </w:r>
-    </w:p>
-    <w:p>
-      <w:pPr>
-        <w:numPr>
-          <w:ilvl w:val="0"/>
-          <w:numId w:val="1"/>
-        </w:numPr>
-      </w:pPr>
-      <w:r>
-        <w:t>Keep a held-out set that the team does not tune against.</w:t>
+        <w:ind w:left="720" w:hanging="360"/>
+      </w:pPr>
+      <w:r>
+        <w:t>- Phrase the request the way a real user would ask it.</w:t>
+      </w:r>
+    </w:p>
+    <w:p>
+      <w:pPr>
+        <w:ind w:left="720" w:hanging="360"/>
+      </w:pPr>
+      <w:r>
+        <w:t>- Define the expected end state, not only the expected wording.</w:t>
+      </w:r>
+    </w:p>
+    <w:p>
+      <w:pPr>
+        <w:ind w:left="720" w:hanging="360"/>
+      </w:pPr>
+      <w:r>
+        <w:t>- List forbidden actions, such as sending without approval or guessing an identity.</w:t>
+      </w:r>
+    </w:p>
+    <w:p>
+      <w:pPr>
+        <w:ind w:left="720" w:hanging="360"/>
+      </w:pPr>
+      <w:r>
+        <w:t>- Include positive and negative cases: act, refuse, clarify, and handle missing data.</w:t>
+      </w:r>
+    </w:p>
+    <w:p>
+      <w:pPr>
+        <w:ind w:left="720" w:hanging="360"/>
+      </w:pPr>
+      <w:r>
+        <w:t>- Provide a reference solution or passing transcript so the task itself can be validated.</w:t>
+      </w:r>
+    </w:p>
+    <w:p>
+      <w:pPr>
+        <w:ind w:left="720" w:hanging="360"/>
+      </w:pPr>
+      <w:r>
+        <w:t>- Run repeated trials for important tasks to expose flakiness.</w:t>
+      </w:r>
+    </w:p>
+    <w:p>
+      <w:pPr>
+        <w:ind w:left="720" w:hanging="360"/>
+      </w:pPr>
+      <w:r>
+        <w:t>- Keep a held-out set that the team does not tune against.</w:t>
       </w:r>
     </w:p>
     <w:p>
@@ -1622,6 +1577,66 @@
     <w:p>
       <w:r>
         <w:t>CSA Workbench currently has a small but meaningful evaluation implementation. It is not yet the full target program, but it already separates suite authoring checks, live product-runtime evidence, skill-laboratory evidence, and final scorecard merging.</w:t>
+      </w:r>
+    </w:p>
+    <w:p>
+      <w:r>
+        <w:t>Reference Evaluation Architecture Diagram</w:t>
+      </w:r>
+    </w:p>
+    <w:p>
+      <w:r>
+        <w:t>The figure below adapts the reference evaluation architecture to the CSA Workbench evidence flow: task suites, controlled runs, preserved transcripts, deterministic and advisory review, scorecards, baselines, and release decisions.</w:t>
+      </w:r>
+    </w:p>
+    <w:p>
+      <w:pPr>
+        <w:jc w:val="center"/>
+      </w:pPr>
+      <w:r>
+        <w:drawing>
+          <ns1:inline distT="0" distB="0" distL="0" distR="0">
+            <ns1:extent cx="5943600" cy="3639825"/>
+            <ns1:effectExtent l="0" t="0" r="0" b="0"/>
+            <ns1:docPr id="44" name="CSA Workbench reference evaluation architecture" descr="CSA Workbench reference evaluation architecture diagram"/>
+            <ns1:cNvGraphicFramePr>
+              <ns2:graphicFrameLocks noChangeAspect="1"/>
+            </ns1:cNvGraphicFramePr>
+            <ns2:graphic>
+              <ns2:graphicData uri="http://schemas.openxmlformats.org/drawingml/2006/picture">
+                <ns3:pic>
+                  <ns3:nvPicPr>
+                    <ns3:cNvPr id="44" name="reference-evaluation-architecture.png" descr="CSA Workbench reference evaluation architecture"/>
+                    <ns3:cNvPicPr/>
+                  </ns3:nvPicPr>
+                  <ns3:blipFill>
+                    <ns2:blip r:embed="rId3"/>
+                    <ns2:stretch>
+                      <ns2:fillRect/>
+                    </ns2:stretch>
+                  </ns3:blipFill>
+                  <ns3:spPr>
+                    <ns2:xfrm>
+                      <ns2:off x="0" y="0"/>
+                      <ns2:ext cx="5943600" cy="3639825"/>
+                    </ns2:xfrm>
+                    <ns2:prstGeom prst="rect">
+                      <ns2:avLst/>
+                    </ns2:prstGeom>
+                  </ns3:spPr>
+                </ns3:pic>
+              </ns2:graphicData>
+            </ns2:graphic>
+          </ns1:inline>
+        </w:drawing>
+      </w:r>
+    </w:p>
+    <w:p>
+      <w:r>
+        <w:rPr>
+          <w:i/>
+        </w:rPr>
+        <w:t>Figure 1. CSA Workbench reference evaluation architecture.</w:t>
       </w:r>
     </w:p>
     <w:tbl>
@@ -1836,90 +1851,66 @@
     </w:p>
     <w:p>
       <w:pPr>
-        <w:numPr>
-          <w:ilvl w:val="0"/>
-          <w:numId w:val="1"/>
-        </w:numPr>
-      </w:pPr>
-      <w:r>
-        <w:t>scripts/eval_harness_check.mjs</w:t>
-      </w:r>
-    </w:p>
-    <w:p>
-      <w:pPr>
-        <w:numPr>
-          <w:ilvl w:val="0"/>
-          <w:numId w:val="1"/>
-        </w:numPr>
-      </w:pPr>
-      <w:r>
-        <w:t>scripts/mvp_agent_eval.mjs</w:t>
-      </w:r>
-    </w:p>
-    <w:p>
-      <w:pPr>
-        <w:numPr>
-          <w:ilvl w:val="0"/>
-          <w:numId w:val="1"/>
-        </w:numPr>
-      </w:pPr>
-      <w:r>
-        <w:t>scripts/mvp_scorecard.mjs</w:t>
-      </w:r>
-    </w:p>
-    <w:p>
-      <w:pPr>
-        <w:numPr>
-          <w:ilvl w:val="0"/>
-          <w:numId w:val="1"/>
-        </w:numPr>
-      </w:pPr>
-      <w:r>
-        <w:t>scripts/waza_eval.sh</w:t>
-      </w:r>
-    </w:p>
-    <w:p>
-      <w:pPr>
-        <w:numPr>
-          <w:ilvl w:val="0"/>
-          <w:numId w:val="1"/>
-        </w:numPr>
-      </w:pPr>
-      <w:r>
-        <w:t>tests/evals/mvp-cases.json</w:t>
-      </w:r>
-    </w:p>
-    <w:p>
-      <w:pPr>
-        <w:numPr>
-          <w:ilvl w:val="0"/>
-          <w:numId w:val="1"/>
-        </w:numPr>
-      </w:pPr>
-      <w:r>
-        <w:t>tests/evals/mvp-workflows.json</w:t>
-      </w:r>
-    </w:p>
-    <w:p>
-      <w:pPr>
-        <w:numPr>
-          <w:ilvl w:val="0"/>
-          <w:numId w:val="1"/>
-        </w:numPr>
-      </w:pPr>
-      <w:r>
-        <w:t>tests/evals/judge-rubrics.json</w:t>
-      </w:r>
-    </w:p>
-    <w:p>
-      <w:pPr>
-        <w:numPr>
-          <w:ilvl w:val="0"/>
-          <w:numId w:val="1"/>
-        </w:numPr>
-      </w:pPr>
-      <w:r>
-        <w:t>tests/evals/waza/engagement-meeting-prep/eval.yaml</w:t>
+        <w:ind w:left="720" w:hanging="360"/>
+      </w:pPr>
+      <w:r>
+        <w:t>- scripts/eval_harness_check.mjs</w:t>
+      </w:r>
+    </w:p>
+    <w:p>
+      <w:pPr>
+        <w:ind w:left="720" w:hanging="360"/>
+      </w:pPr>
+      <w:r>
+        <w:t>- scripts/mvp_agent_eval.mjs</w:t>
+      </w:r>
+    </w:p>
+    <w:p>
+      <w:pPr>
+        <w:ind w:left="720" w:hanging="360"/>
+      </w:pPr>
+      <w:r>
+        <w:t>- scripts/mvp_scorecard.mjs</w:t>
+      </w:r>
+    </w:p>
+    <w:p>
+      <w:pPr>
+        <w:ind w:left="720" w:hanging="360"/>
+      </w:pPr>
+      <w:r>
+        <w:t>- scripts/waza_eval.sh</w:t>
+      </w:r>
+    </w:p>
+    <w:p>
+      <w:pPr>
+        <w:ind w:left="720" w:hanging="360"/>
+      </w:pPr>
+      <w:r>
+        <w:t>- tests/evals/mvp-cases.json</w:t>
+      </w:r>
+    </w:p>
+    <w:p>
+      <w:pPr>
+        <w:ind w:left="720" w:hanging="360"/>
+      </w:pPr>
+      <w:r>
+        <w:t>- tests/evals/mvp-workflows.json</w:t>
+      </w:r>
+    </w:p>
+    <w:p>
+      <w:pPr>
+        <w:ind w:left="720" w:hanging="360"/>
+      </w:pPr>
+      <w:r>
+        <w:t>- tests/evals/judge-rubrics.json</w:t>
+      </w:r>
+    </w:p>
+    <w:p>
+      <w:pPr>
+        <w:ind w:left="720" w:hanging="360"/>
+      </w:pPr>
+      <w:r>
+        <w:t>- tests/evals/waza/engagement-meeting-prep/eval.yaml</w:t>
       </w:r>
     </w:p>
     <w:p>
@@ -1933,90 +1924,66 @@
     </w:p>
     <w:p>
       <w:pPr>
-        <w:numPr>
-          <w:ilvl w:val="0"/>
-          <w:numId w:val="2"/>
-        </w:numPr>
-      </w:pPr>
-      <w:r>
-        <w:t>Author or edit eval JSON files.</w:t>
-      </w:r>
-    </w:p>
-    <w:p>
-      <w:pPr>
-        <w:numPr>
-          <w:ilvl w:val="0"/>
-          <w:numId w:val="2"/>
-        </w:numPr>
-      </w:pPr>
-      <w:r>
-        <w:t>Run npm run eval:harness:check.</w:t>
-      </w:r>
-    </w:p>
-    <w:p>
-      <w:pPr>
-        <w:numPr>
-          <w:ilvl w:val="0"/>
-          <w:numId w:val="2"/>
-        </w:numPr>
-      </w:pPr>
-      <w:r>
-        <w:t>Fix metadata, manifest, fixture, or rubric drift before interpreting live results.</w:t>
-      </w:r>
-    </w:p>
-    <w:p>
-      <w:pPr>
-        <w:numPr>
-          <w:ilvl w:val="0"/>
-          <w:numId w:val="2"/>
-        </w:numPr>
-      </w:pPr>
-      <w:r>
-        <w:t>Run npm run eval:mvp against an isolated loopback app.</w:t>
-      </w:r>
-    </w:p>
-    <w:p>
-      <w:pPr>
-        <w:numPr>
-          <w:ilvl w:val="0"/>
-          <w:numId w:val="2"/>
-        </w:numPr>
-      </w:pPr>
-      <w:r>
-        <w:t>Review product results and scorecard.</w:t>
-      </w:r>
-    </w:p>
-    <w:p>
-      <w:pPr>
-        <w:numPr>
-          <w:ilvl w:val="0"/>
-          <w:numId w:val="2"/>
-        </w:numPr>
-      </w:pPr>
-      <w:r>
-        <w:t>Run or import Waza skill evidence from Linux, macOS, WSL, or a Linux dev container.</w:t>
-      </w:r>
-    </w:p>
-    <w:p>
-      <w:pPr>
-        <w:numPr>
-          <w:ilvl w:val="0"/>
-          <w:numId w:val="2"/>
-        </w:numPr>
-      </w:pPr>
-      <w:r>
-        <w:t>Add human grounding review where required.</w:t>
-      </w:r>
-    </w:p>
-    <w:p>
-      <w:pPr>
-        <w:numPr>
-          <w:ilvl w:val="0"/>
-          <w:numId w:val="2"/>
-        </w:numPr>
-      </w:pPr>
-      <w:r>
-        <w:t>Merge the final scorecard.</w:t>
+        <w:ind w:left="720" w:hanging="360"/>
+      </w:pPr>
+      <w:r>
+        <w:t>- Author or edit eval JSON files.</w:t>
+      </w:r>
+    </w:p>
+    <w:p>
+      <w:pPr>
+        <w:ind w:left="720" w:hanging="360"/>
+      </w:pPr>
+      <w:r>
+        <w:t>- Run npm run eval:harness:check.</w:t>
+      </w:r>
+    </w:p>
+    <w:p>
+      <w:pPr>
+        <w:ind w:left="720" w:hanging="360"/>
+      </w:pPr>
+      <w:r>
+        <w:t>- Fix metadata, manifest, fixture, or rubric drift before interpreting live results.</w:t>
+      </w:r>
+    </w:p>
+    <w:p>
+      <w:pPr>
+        <w:ind w:left="720" w:hanging="360"/>
+      </w:pPr>
+      <w:r>
+        <w:t>- Run npm run eval:mvp against an isolated loopback app.</w:t>
+      </w:r>
+    </w:p>
+    <w:p>
+      <w:pPr>
+        <w:ind w:left="720" w:hanging="360"/>
+      </w:pPr>
+      <w:r>
+        <w:t>- Review product results and scorecard.</w:t>
+      </w:r>
+    </w:p>
+    <w:p>
+      <w:pPr>
+        <w:ind w:left="720" w:hanging="360"/>
+      </w:pPr>
+      <w:r>
+        <w:t>- Run or import Waza skill evidence from Linux, macOS, WSL, or a Linux dev container.</w:t>
+      </w:r>
+    </w:p>
+    <w:p>
+      <w:pPr>
+        <w:ind w:left="720" w:hanging="360"/>
+      </w:pPr>
+      <w:r>
+        <w:t>- Add human grounding review where required.</w:t>
+      </w:r>
+    </w:p>
+    <w:p>
+      <w:pPr>
+        <w:ind w:left="720" w:hanging="360"/>
+      </w:pPr>
+      <w:r>
+        <w:t>- Merge the final scorecard.</w:t>
       </w:r>
     </w:p>
     <w:p>
@@ -2413,79 +2380,58 @@
     </w:p>
     <w:p>
       <w:pPr>
-        <w:numPr>
-          <w:ilvl w:val="0"/>
-          <w:numId w:val="1"/>
-        </w:numPr>
-      </w:pPr>
-      <w:r>
-        <w:t>source Git revision and dirty/clean worktree state</w:t>
-      </w:r>
-    </w:p>
-    <w:p>
-      <w:pPr>
-        <w:numPr>
-          <w:ilvl w:val="0"/>
-          <w:numId w:val="1"/>
-        </w:numPr>
-      </w:pPr>
-      <w:r>
-        <w:t>harness and model identifier</w:t>
-      </w:r>
-    </w:p>
-    <w:p>
-      <w:pPr>
-        <w:numPr>
-          <w:ilvl w:val="0"/>
-          <w:numId w:val="1"/>
-        </w:numPr>
-      </w:pPr>
-      <w:r>
-        <w:t>fixture version and fixture hash</w:t>
-      </w:r>
-    </w:p>
-    <w:p>
-      <w:pPr>
-        <w:numPr>
-          <w:ilvl w:val="0"/>
-          <w:numId w:val="1"/>
-        </w:numPr>
-      </w:pPr>
-      <w:r>
-        <w:t>skill name and SHA-256</w:t>
-      </w:r>
-    </w:p>
-    <w:p>
-      <w:pPr>
-        <w:numPr>
-          <w:ilvl w:val="0"/>
-          <w:numId w:val="1"/>
-        </w:numPr>
-      </w:pPr>
-      <w:r>
-        <w:t>Waza version and runner provenance when Waza evidence is supplied</w:t>
-      </w:r>
-    </w:p>
-    <w:p>
-      <w:pPr>
-        <w:numPr>
-          <w:ilvl w:val="0"/>
-          <w:numId w:val="1"/>
-        </w:numPr>
-      </w:pPr>
-      <w:r>
-        <w:t>run ID, completion time, and evidence paths</w:t>
-      </w:r>
-    </w:p>
-    <w:p>
-      <w:pPr>
-        <w:numPr>
-          <w:ilvl w:val="0"/>
-          <w:numId w:val="1"/>
-        </w:numPr>
-      </w:pPr>
-      <w:r>
-        <w:t>grounding reviewer, review time, and review status when human review is supplied</w:t>
+        <w:ind w:left="720" w:hanging="360"/>
+      </w:pPr>
+      <w:r>
+        <w:t>- source Git revision and dirty/clean worktree state</w:t>
+      </w:r>
+    </w:p>
+    <w:p>
+      <w:pPr>
+        <w:ind w:left="720" w:hanging="360"/>
+      </w:pPr>
+      <w:r>
+        <w:t>- harness and model identifier</w:t>
+      </w:r>
+    </w:p>
+    <w:p>
+      <w:pPr>
+        <w:ind w:left="720" w:hanging="360"/>
+      </w:pPr>
+      <w:r>
+        <w:t>- fixture version and fixture hash</w:t>
+      </w:r>
+    </w:p>
+    <w:p>
+      <w:pPr>
+        <w:ind w:left="720" w:hanging="360"/>
+      </w:pPr>
+      <w:r>
+        <w:t>- skill name and SHA-256</w:t>
+      </w:r>
+    </w:p>
+    <w:p>
+      <w:pPr>
+        <w:ind w:left="720" w:hanging="360"/>
+      </w:pPr>
+      <w:r>
+        <w:t>- Waza version and runner provenance when Waza evidence is supplied</w:t>
+      </w:r>
+    </w:p>
+    <w:p>
+      <w:pPr>
+        <w:ind w:left="720" w:hanging="360"/>
+      </w:pPr>
+      <w:r>
+        <w:t>- run ID, completion time, and evidence paths</w:t>
+      </w:r>
+    </w:p>
+    <w:p>
+      <w:pPr>
+        <w:ind w:left="720" w:hanging="360"/>
+      </w:pPr>
+      <w:r>
+        <w:t>- grounding reviewer, review time, and review status when human review is supplied</w:t>
       </w:r>
     </w:p>
     <w:p>
@@ -2504,79 +2450,58 @@
     </w:p>
     <w:p>
       <w:pPr>
-        <w:numPr>
-          <w:ilvl w:val="0"/>
-          <w:numId w:val="1"/>
-        </w:numPr>
-      </w:pPr>
-      <w:r>
-        <w:t>No durable scorecard history has been accepted as a baseline yet.</w:t>
-      </w:r>
-    </w:p>
-    <w:p>
-      <w:pPr>
-        <w:numPr>
-          <w:ilvl w:val="0"/>
-          <w:numId w:val="1"/>
-        </w:numPr>
-      </w:pPr>
-      <w:r>
-        <w:t>A gold capability suite derived from real CSA use cases does not exist yet.</w:t>
-      </w:r>
-    </w:p>
-    <w:p>
-      <w:pPr>
-        <w:numPr>
-          <w:ilvl w:val="0"/>
-          <w:numId w:val="1"/>
-        </w:numPr>
-      </w:pPr>
-      <w:r>
-        <w:t>Product-runtime token and cost capture are not implemented.</w:t>
-      </w:r>
-    </w:p>
-    <w:p>
-      <w:pPr>
-        <w:numPr>
-          <w:ilvl w:val="0"/>
-          <w:numId w:val="1"/>
-        </w:numPr>
-      </w:pPr>
-      <w:r>
-        <w:t>Repeated-trial orchestration is not implemented.</w:t>
-      </w:r>
-    </w:p>
-    <w:p>
-      <w:pPr>
-        <w:numPr>
-          <w:ilvl w:val="0"/>
-          <w:numId w:val="1"/>
-        </w:numPr>
-      </w:pPr>
-      <w:r>
-        <w:t>Automated judge results are advisory until calibrated against human spot-checks.</w:t>
-      </w:r>
-    </w:p>
-    <w:p>
-      <w:pPr>
-        <w:numPr>
-          <w:ilvl w:val="0"/>
-          <w:numId w:val="1"/>
-        </w:numPr>
-      </w:pPr>
-      <w:r>
-        <w:t>Waza coverage exists only for engagement-meeting-prep.</w:t>
-      </w:r>
-    </w:p>
-    <w:p>
-      <w:pPr>
-        <w:numPr>
-          <w:ilvl w:val="0"/>
-          <w:numId w:val="1"/>
-        </w:numPr>
-      </w:pPr>
-      <w:r>
-        <w:t>Waza execution currently assumes Linux/macOS or a Linux-compatible environment; Windows usage needs shell and line-ending cleanup.</w:t>
+        <w:ind w:left="720" w:hanging="360"/>
+      </w:pPr>
+      <w:r>
+        <w:t>- No durable scorecard history has been accepted as a baseline yet.</w:t>
+      </w:r>
+    </w:p>
+    <w:p>
+      <w:pPr>
+        <w:ind w:left="720" w:hanging="360"/>
+      </w:pPr>
+      <w:r>
+        <w:t>- A gold capability suite derived from real CSA use cases does not exist yet.</w:t>
+      </w:r>
+    </w:p>
+    <w:p>
+      <w:pPr>
+        <w:ind w:left="720" w:hanging="360"/>
+      </w:pPr>
+      <w:r>
+        <w:t>- Product-runtime token and cost capture are not implemented.</w:t>
+      </w:r>
+    </w:p>
+    <w:p>
+      <w:pPr>
+        <w:ind w:left="720" w:hanging="360"/>
+      </w:pPr>
+      <w:r>
+        <w:t>- Repeated-trial orchestration is not implemented.</w:t>
+      </w:r>
+    </w:p>
+    <w:p>
+      <w:pPr>
+        <w:ind w:left="720" w:hanging="360"/>
+      </w:pPr>
+      <w:r>
+        <w:t>- Automated judge results are advisory until calibrated against human spot-checks.</w:t>
+      </w:r>
+    </w:p>
+    <w:p>
+      <w:pPr>
+        <w:ind w:left="720" w:hanging="360"/>
+      </w:pPr>
+      <w:r>
+        <w:t>- Waza coverage exists only for engagement-meeting-prep.</w:t>
+      </w:r>
+    </w:p>
+    <w:p>
+      <w:pPr>
+        <w:ind w:left="720" w:hanging="360"/>
+      </w:pPr>
+      <w:r>
+        <w:t>- Waza execution currently assumes Linux/macOS or a Linux-compatible environment; Windows usage needs shell and line-ending cleanup.</w:t>
       </w:r>
     </w:p>
     <w:p>
@@ -2590,68 +2515,50 @@
     </w:p>
     <w:p>
       <w:pPr>
-        <w:numPr>
-          <w:ilvl w:val="0"/>
-          <w:numId w:val="2"/>
-        </w:numPr>
-      </w:pPr>
-      <w:r>
-        <w:t>Before behavior-affecting changes ship, run regression and safety suites.</w:t>
-      </w:r>
-    </w:p>
-    <w:p>
-      <w:pPr>
-        <w:numPr>
-          <w:ilvl w:val="0"/>
-          <w:numId w:val="2"/>
-        </w:numPr>
-      </w:pPr>
-      <w:r>
-        <w:t>Run repeat-trial reliability suites on a schedule because they cost more time and tokens.</w:t>
-      </w:r>
-    </w:p>
-    <w:p>
-      <w:pPr>
-        <w:numPr>
-          <w:ilvl w:val="0"/>
-          <w:numId w:val="2"/>
-        </w:numPr>
-      </w:pPr>
-      <w:r>
-        <w:t>If the model changes, rerun evals even if application code did not change.</w:t>
-      </w:r>
-    </w:p>
-    <w:p>
-      <w:pPr>
-        <w:numPr>
-          <w:ilvl w:val="0"/>
-          <w:numId w:val="2"/>
-        </w:numPr>
-      </w:pPr>
-      <w:r>
-        <w:t>Read transcripts regularly, especially when scores surprise the team.</w:t>
-      </w:r>
-    </w:p>
-    <w:p>
-      <w:pPr>
-        <w:numPr>
-          <w:ilvl w:val="0"/>
-          <w:numId w:val="2"/>
-        </w:numPr>
-      </w:pPr>
-      <w:r>
-        <w:t>Use transcript evidence to improve tools, not only prompts or models.</w:t>
-      </w:r>
-    </w:p>
-    <w:p>
-      <w:pPr>
-        <w:numPr>
-          <w:ilvl w:val="0"/>
-          <w:numId w:val="2"/>
-        </w:numPr>
-      </w:pPr>
-      <w:r>
-        <w:t>Have engineers own runners, graders, and storage; have domain experts author tasks in plain language.</w:t>
+        <w:ind w:left="720" w:hanging="360"/>
+      </w:pPr>
+      <w:r>
+        <w:t>- Before behavior-affecting changes ship, run regression and safety suites.</w:t>
+      </w:r>
+    </w:p>
+    <w:p>
+      <w:pPr>
+        <w:ind w:left="720" w:hanging="360"/>
+      </w:pPr>
+      <w:r>
+        <w:t>- Run repeat-trial reliability suites on a schedule because they cost more time and tokens.</w:t>
+      </w:r>
+    </w:p>
+    <w:p>
+      <w:pPr>
+        <w:ind w:left="720" w:hanging="360"/>
+      </w:pPr>
+      <w:r>
+        <w:t>- If the model changes, rerun evals even if application code did not change.</w:t>
+      </w:r>
+    </w:p>
+    <w:p>
+      <w:pPr>
+        <w:ind w:left="720" w:hanging="360"/>
+      </w:pPr>
+      <w:r>
+        <w:t>- Read transcripts regularly, especially when scores surprise the team.</w:t>
+      </w:r>
+    </w:p>
+    <w:p>
+      <w:pPr>
+        <w:ind w:left="720" w:hanging="360"/>
+      </w:pPr>
+      <w:r>
+        <w:t>- Use transcript evidence to improve tools, not only prompts or models.</w:t>
+      </w:r>
+    </w:p>
+    <w:p>
+      <w:pPr>
+        <w:ind w:left="720" w:hanging="360"/>
+      </w:pPr>
+      <w:r>
+        <w:t>- Have engineers own runners, graders, and storage; have domain experts author tasks in plain language.</w:t>
       </w:r>
     </w:p>
     <w:p>
@@ -2781,79 +2688,58 @@
     </w:p>
     <w:p>
       <w:pPr>
-        <w:numPr>
-          <w:ilvl w:val="0"/>
-          <w:numId w:val="2"/>
-        </w:numPr>
-      </w:pPr>
-      <w:r>
-        <w:t>Accept one reviewed MVP baseline scorecard and store it durably.</w:t>
-      </w:r>
-    </w:p>
-    <w:p>
-      <w:pPr>
-        <w:numPr>
-          <w:ilvl w:val="0"/>
-          <w:numId w:val="2"/>
-        </w:numPr>
-      </w:pPr>
-      <w:r>
-        <w:t>Add Waza coverage for tasks, calendar, and weekly-review skills.</w:t>
-      </w:r>
-    </w:p>
-    <w:p>
-      <w:pPr>
-        <w:numPr>
-          <w:ilvl w:val="0"/>
-          <w:numId w:val="2"/>
-        </w:numPr>
-      </w:pPr>
-      <w:r>
-        <w:t>Create a gold capability suite from real CSA use cases, demos, and known failure modes.</w:t>
-      </w:r>
-    </w:p>
-    <w:p>
-      <w:pPr>
-        <w:numPr>
-          <w:ilvl w:val="0"/>
-          <w:numId w:val="2"/>
-        </w:numPr>
-      </w:pPr>
-      <w:r>
-        <w:t>Add repeated-trial orchestration for high-value workflows and report pass@k and pass^k.</w:t>
-      </w:r>
-    </w:p>
-    <w:p>
-      <w:pPr>
-        <w:numPr>
-          <w:ilvl w:val="0"/>
-          <w:numId w:val="2"/>
-        </w:numPr>
-      </w:pPr>
-      <w:r>
-        <w:t>Add product-runtime token and cost capture.</w:t>
-      </w:r>
-    </w:p>
-    <w:p>
-      <w:pPr>
-        <w:numPr>
-          <w:ilvl w:val="0"/>
-          <w:numId w:val="2"/>
-        </w:numPr>
-      </w:pPr>
-      <w:r>
-        <w:t>Calibrate automated judge results against human spot-checks before allowing judge scores to gate releases.</w:t>
-      </w:r>
-    </w:p>
-    <w:p>
-      <w:pPr>
-        <w:numPr>
-          <w:ilvl w:val="0"/>
-          <w:numId w:val="2"/>
-        </w:numPr>
-      </w:pPr>
-      <w:r>
-        <w:t>Add scheduled CI runs and trend dashboards after the first baseline is stable.</w:t>
+        <w:ind w:left="720" w:hanging="360"/>
+      </w:pPr>
+      <w:r>
+        <w:t>- Accept one reviewed MVP baseline scorecard and store it durably.</w:t>
+      </w:r>
+    </w:p>
+    <w:p>
+      <w:pPr>
+        <w:ind w:left="720" w:hanging="360"/>
+      </w:pPr>
+      <w:r>
+        <w:t>- Add Waza coverage for tasks, calendar, and weekly-review skills.</w:t>
+      </w:r>
+    </w:p>
+    <w:p>
+      <w:pPr>
+        <w:ind w:left="720" w:hanging="360"/>
+      </w:pPr>
+      <w:r>
+        <w:t>- Create a gold capability suite from real CSA use cases, demos, and known failure modes.</w:t>
+      </w:r>
+    </w:p>
+    <w:p>
+      <w:pPr>
+        <w:ind w:left="720" w:hanging="360"/>
+      </w:pPr>
+      <w:r>
+        <w:t>- Add repeated-trial orchestration for high-value workflows and report pass@k and pass^k.</w:t>
+      </w:r>
+    </w:p>
+    <w:p>
+      <w:pPr>
+        <w:ind w:left="720" w:hanging="360"/>
+      </w:pPr>
+      <w:r>
+        <w:t>- Add product-runtime token and cost capture.</w:t>
+      </w:r>
+    </w:p>
+    <w:p>
+      <w:pPr>
+        <w:ind w:left="720" w:hanging="360"/>
+      </w:pPr>
+      <w:r>
+        <w:t>- Calibrate automated judge results against human spot-checks before allowing judge scores to gate releases.</w:t>
+      </w:r>
+    </w:p>
+    <w:p>
+      <w:pPr>
+        <w:ind w:left="720" w:hanging="360"/>
+      </w:pPr>
+      <w:r>
+        <w:t>- Add scheduled CI runs and trend dashboards after the first baseline is stable.</w:t>
       </w:r>
     </w:p>
     <w:p>
@@ -3191,68 +3077,50 @@
     </w:p>
     <w:p>
       <w:pPr>
-        <w:numPr>
-          <w:ilvl w:val="0"/>
-          <w:numId w:val="1"/>
-        </w:numPr>
-      </w:pPr>
-      <w:r>
-        <w:t>Confirm the intended audience and owner are named on the title page. Completed for this draft: owner is Fereydoun Babaei; audience is this repo's users and developers.</w:t>
-      </w:r>
-    </w:p>
-    <w:p>
-      <w:pPr>
-        <w:numPr>
-          <w:ilvl w:val="0"/>
-          <w:numId w:val="1"/>
-        </w:numPr>
-      </w:pPr>
-      <w:r>
-        <w:t>Update the review date and status before final publication. Current status is Draft for review.</w:t>
-      </w:r>
-    </w:p>
-    <w:p>
-      <w:pPr>
-        <w:numPr>
-          <w:ilvl w:val="0"/>
-          <w:numId w:val="1"/>
-        </w:numPr>
-      </w:pPr>
-      <w:r>
-        <w:t>Confirm repo command examples still match package.json.</w:t>
-      </w:r>
-    </w:p>
-    <w:p>
-      <w:pPr>
-        <w:numPr>
-          <w:ilvl w:val="0"/>
-          <w:numId w:val="1"/>
-        </w:numPr>
-      </w:pPr>
-      <w:r>
-        <w:t>Confirm Waza limitations are acceptable to publish or add the planned fix owner.</w:t>
-      </w:r>
-    </w:p>
-    <w:p>
-      <w:pPr>
-        <w:numPr>
-          <w:ilvl w:val="0"/>
-          <w:numId w:val="1"/>
-        </w:numPr>
-      </w:pPr>
-      <w:r>
-        <w:t>Decide whether the guide is internal-only and label it accordingly if needed.</w:t>
-      </w:r>
-    </w:p>
-    <w:p>
-      <w:pPr>
-        <w:numPr>
-          <w:ilvl w:val="0"/>
-          <w:numId w:val="1"/>
-        </w:numPr>
-      </w:pPr>
-      <w:r>
-        <w:t>Ask one engineer and one domain expert to review the guide before team-wide publication.</w:t>
+        <w:ind w:left="720" w:hanging="360"/>
+      </w:pPr>
+      <w:r>
+        <w:t>- Confirm the intended audience and owner are named on the title page. Completed for this draft: owner is Fereydoun Babaei; audience is this repo's users and developers.</w:t>
+      </w:r>
+    </w:p>
+    <w:p>
+      <w:pPr>
+        <w:ind w:left="720" w:hanging="360"/>
+      </w:pPr>
+      <w:r>
+        <w:t>- Update the review date and status before final publication. Current status is Draft for review.</w:t>
+      </w:r>
+    </w:p>
+    <w:p>
+      <w:pPr>
+        <w:ind w:left="720" w:hanging="360"/>
+      </w:pPr>
+      <w:r>
+        <w:t>- Confirm repo command examples still match package.json.</w:t>
+      </w:r>
+    </w:p>
+    <w:p>
+      <w:pPr>
+        <w:ind w:left="720" w:hanging="360"/>
+      </w:pPr>
+      <w:r>
+        <w:t>- Confirm Waza limitations are acceptable to publish or add the planned fix owner.</w:t>
+      </w:r>
+    </w:p>
+    <w:p>
+      <w:pPr>
+        <w:ind w:left="720" w:hanging="360"/>
+      </w:pPr>
+      <w:r>
+        <w:t>- Decide whether the guide is internal-only and label it accordingly if needed.</w:t>
+      </w:r>
+    </w:p>
+    <w:p>
+      <w:pPr>
+        <w:ind w:left="720" w:hanging="360"/>
+      </w:pPr>
+      <w:r>
+        <w:t>- Ask one engineer and one domain expert to review the guide before team-wide publication.</w:t>
       </w:r>
     </w:p>
     <w:p>
